--- a/docs/validation/V16_Left_Censored_Cohort_Labelled.docx
+++ b/docs/validation/V16_Left_Censored_Cohort_Labelled.docx
@@ -1413,7 +1413,7 @@
           <w:sz w:val="22"/>
           <w:szCs w:val="22"/>
         </w:rPr>
-        <w:t xml:space="preserve">Double-click the R3 file — the R3 file. Power BI Desktop opens it and shows the first report page.</w:t>
+        <w:t xml:space="preserve">Double-click the R3 file — R3_Assortment_Supplier.pbip. Power BI Desktop opens it and shows the first report page.</w:t>
       </w:r>
     </w:p>
     <w:p>
@@ -1820,7 +1820,7 @@
                 <w:sz w:val="19"/>
                 <w:szCs w:val="19"/>
               </w:rPr>
-              <w:t xml:space="preserve">8.3</w:t>
+              <w:t xml:space="preserve">8.2</w:t>
             </w:r>
           </w:p>
         </w:tc>
@@ -1846,7 +1846,7 @@
                 <w:sz w:val="19"/>
                 <w:szCs w:val="19"/>
               </w:rPr>
-              <w:t xml:space="preserve">12-Month Survival KPI</w:t>
+              <w:t xml:space="preserve">Cohort Size KPI</w:t>
             </w:r>
           </w:p>
         </w:tc>
@@ -1872,7 +1872,7 @@
                 <w:sz w:val="19"/>
                 <w:szCs w:val="19"/>
               </w:rPr>
-              <w:t xml:space="preserve">Filter excludes 2017, or caveat text on the page</w:t>
+              <w:t xml:space="preserve">Filter excludes 2017, or caveat text on the page — document 15 §7.2 flags every visual on this page</w:t>
             </w:r>
           </w:p>
         </w:tc>
@@ -1929,7 +1929,7 @@
                 <w:sz w:val="19"/>
                 <w:szCs w:val="19"/>
               </w:rPr>
-              <w:t xml:space="preserve">8.4</w:t>
+              <w:t xml:space="preserve">8.3</w:t>
             </w:r>
           </w:p>
         </w:tc>
@@ -1955,7 +1955,7 @@
                 <w:sz w:val="19"/>
                 <w:szCs w:val="19"/>
               </w:rPr>
-              <w:t xml:space="preserve">24-Month Survival KPI</w:t>
+              <w:t xml:space="preserve">12-Month Survival KPI</w:t>
             </w:r>
           </w:p>
         </w:tc>
@@ -2038,7 +2038,7 @@
                 <w:sz w:val="19"/>
                 <w:szCs w:val="19"/>
               </w:rPr>
-              <w:t xml:space="preserve">8.6</w:t>
+              <w:t xml:space="preserve">8.4</w:t>
             </w:r>
           </w:p>
         </w:tc>
@@ -2064,7 +2064,7 @@
                 <w:sz w:val="19"/>
                 <w:szCs w:val="19"/>
               </w:rPr>
-              <w:t xml:space="preserve">Survival by Cohort</w:t>
+              <w:t xml:space="preserve">24-Month Survival KPI</w:t>
             </w:r>
           </w:p>
         </w:tc>
@@ -2090,7 +2090,7 @@
                 <w:sz w:val="19"/>
                 <w:szCs w:val="19"/>
               </w:rPr>
-              <w:t xml:space="preserve">2017 excluded from the axis, or caveat text</w:t>
+              <w:t xml:space="preserve">Filter excludes 2017, or caveat text on the page</w:t>
             </w:r>
           </w:p>
         </w:tc>
@@ -2147,7 +2147,7 @@
                 <w:sz w:val="19"/>
                 <w:szCs w:val="19"/>
               </w:rPr>
-              <w:t xml:space="preserve">8.7</w:t>
+              <w:t xml:space="preserve">8.5</w:t>
             </w:r>
           </w:p>
         </w:tc>
@@ -2173,7 +2173,7 @@
                 <w:sz w:val="19"/>
                 <w:szCs w:val="19"/>
               </w:rPr>
-              <w:t xml:space="preserve">Survival Grid</w:t>
+              <w:t xml:space="preserve">Tenure Distribution</w:t>
             </w:r>
           </w:p>
         </w:tc>
@@ -2199,7 +2199,7 @@
                 <w:sz w:val="19"/>
                 <w:szCs w:val="19"/>
               </w:rPr>
-              <w:t xml:space="preserve">2017 row excluded, or caveat text</w:t>
+              <w:t xml:space="preserve">Filter excludes 2017, or caveat text on the page — 2017 items’ months active start at the data start, not at launch</w:t>
             </w:r>
           </w:p>
         </w:tc>
@@ -2256,6 +2256,224 @@
                 <w:sz w:val="19"/>
                 <w:szCs w:val="19"/>
               </w:rPr>
+              <w:t xml:space="preserve">8.6</w:t>
+            </w:r>
+          </w:p>
+        </w:tc>
+        <w:tc>
+          <w:tcPr>
+            <w:tcW w:type="dxa" w:w="2621"/>
+            <w:tcMar>
+              <w:top w:type="dxa" w:w="60"/>
+              <w:left w:type="dxa" w:w="100"/>
+              <w:bottom w:type="dxa" w:w="60"/>
+              <w:right w:type="dxa" w:w="100"/>
+            </w:tcMar>
+          </w:tcPr>
+          <w:p>
+            <w:pPr>
+              <w:spacing w:after="0" w:line="240"/>
+            </w:pPr>
+            <w:r>
+              <w:rPr>
+                <w:rFonts w:ascii="Times New Roman" w:cs="Times New Roman" w:eastAsia="Times New Roman" w:hAnsi="Times New Roman"/>
+                <w:b w:val="false"/>
+                <w:bCs w:val="false"/>
+                <w:sz w:val="19"/>
+                <w:szCs w:val="19"/>
+              </w:rPr>
+              <w:t xml:space="preserve">Survival by Cohort</w:t>
+            </w:r>
+          </w:p>
+        </w:tc>
+        <w:tc>
+          <w:tcPr>
+            <w:tcW w:type="dxa" w:w="5054"/>
+            <w:tcMar>
+              <w:top w:type="dxa" w:w="60"/>
+              <w:left w:type="dxa" w:w="100"/>
+              <w:bottom w:type="dxa" w:w="60"/>
+              <w:right w:type="dxa" w:w="100"/>
+            </w:tcMar>
+          </w:tcPr>
+          <w:p>
+            <w:pPr>
+              <w:spacing w:after="0" w:line="240"/>
+            </w:pPr>
+            <w:r>
+              <w:rPr>
+                <w:rFonts w:ascii="Times New Roman" w:cs="Times New Roman" w:eastAsia="Times New Roman" w:hAnsi="Times New Roman"/>
+                <w:b w:val="false"/>
+                <w:bCs w:val="false"/>
+                <w:sz w:val="19"/>
+                <w:szCs w:val="19"/>
+              </w:rPr>
+              <w:t xml:space="preserve">2017 excluded from the axis, or caveat text</w:t>
+            </w:r>
+          </w:p>
+        </w:tc>
+        <w:tc>
+          <w:tcPr>
+            <w:tcW w:type="dxa" w:w="749"/>
+            <w:tcMar>
+              <w:top w:type="dxa" w:w="60"/>
+              <w:left w:type="dxa" w:w="100"/>
+              <w:bottom w:type="dxa" w:w="60"/>
+              <w:right w:type="dxa" w:w="100"/>
+            </w:tcMar>
+          </w:tcPr>
+          <w:p>
+            <w:pPr>
+              <w:spacing w:after="0" w:line="240"/>
+            </w:pPr>
+            <w:r>
+              <w:rPr>
+                <w:rFonts w:ascii="Times New Roman" w:cs="Times New Roman" w:eastAsia="Times New Roman" w:hAnsi="Times New Roman"/>
+                <w:b w:val="false"/>
+                <w:bCs w:val="false"/>
+                <w:sz w:val="19"/>
+                <w:szCs w:val="19"/>
+              </w:rPr>
+              <w:t xml:space="preserve"/>
+            </w:r>
+          </w:p>
+        </w:tc>
+      </w:tr>
+      <w:tr>
+        <w:trPr>
+          <w:cantSplit/>
+        </w:trPr>
+        <w:tc>
+          <w:tcPr>
+            <w:tcW w:type="dxa" w:w="936"/>
+            <w:tcMar>
+              <w:top w:type="dxa" w:w="60"/>
+              <w:left w:type="dxa" w:w="100"/>
+              <w:bottom w:type="dxa" w:w="60"/>
+              <w:right w:type="dxa" w:w="100"/>
+            </w:tcMar>
+          </w:tcPr>
+          <w:p>
+            <w:pPr>
+              <w:spacing w:after="0" w:line="240"/>
+            </w:pPr>
+            <w:r>
+              <w:rPr>
+                <w:rFonts w:ascii="Times New Roman" w:cs="Times New Roman" w:eastAsia="Times New Roman" w:hAnsi="Times New Roman"/>
+                <w:b w:val="false"/>
+                <w:bCs w:val="false"/>
+                <w:sz w:val="19"/>
+                <w:szCs w:val="19"/>
+              </w:rPr>
+              <w:t xml:space="preserve">8.7</w:t>
+            </w:r>
+          </w:p>
+        </w:tc>
+        <w:tc>
+          <w:tcPr>
+            <w:tcW w:type="dxa" w:w="2621"/>
+            <w:tcMar>
+              <w:top w:type="dxa" w:w="60"/>
+              <w:left w:type="dxa" w:w="100"/>
+              <w:bottom w:type="dxa" w:w="60"/>
+              <w:right w:type="dxa" w:w="100"/>
+            </w:tcMar>
+          </w:tcPr>
+          <w:p>
+            <w:pPr>
+              <w:spacing w:after="0" w:line="240"/>
+            </w:pPr>
+            <w:r>
+              <w:rPr>
+                <w:rFonts w:ascii="Times New Roman" w:cs="Times New Roman" w:eastAsia="Times New Roman" w:hAnsi="Times New Roman"/>
+                <w:b w:val="false"/>
+                <w:bCs w:val="false"/>
+                <w:sz w:val="19"/>
+                <w:szCs w:val="19"/>
+              </w:rPr>
+              <w:t xml:space="preserve">Survival Grid</w:t>
+            </w:r>
+          </w:p>
+        </w:tc>
+        <w:tc>
+          <w:tcPr>
+            <w:tcW w:type="dxa" w:w="5054"/>
+            <w:tcMar>
+              <w:top w:type="dxa" w:w="60"/>
+              <w:left w:type="dxa" w:w="100"/>
+              <w:bottom w:type="dxa" w:w="60"/>
+              <w:right w:type="dxa" w:w="100"/>
+            </w:tcMar>
+          </w:tcPr>
+          <w:p>
+            <w:pPr>
+              <w:spacing w:after="0" w:line="240"/>
+            </w:pPr>
+            <w:r>
+              <w:rPr>
+                <w:rFonts w:ascii="Times New Roman" w:cs="Times New Roman" w:eastAsia="Times New Roman" w:hAnsi="Times New Roman"/>
+                <w:b w:val="false"/>
+                <w:bCs w:val="false"/>
+                <w:sz w:val="19"/>
+                <w:szCs w:val="19"/>
+              </w:rPr>
+              <w:t xml:space="preserve">2017 row excluded, or caveat text</w:t>
+            </w:r>
+          </w:p>
+        </w:tc>
+        <w:tc>
+          <w:tcPr>
+            <w:tcW w:type="dxa" w:w="749"/>
+            <w:tcMar>
+              <w:top w:type="dxa" w:w="60"/>
+              <w:left w:type="dxa" w:w="100"/>
+              <w:bottom w:type="dxa" w:w="60"/>
+              <w:right w:type="dxa" w:w="100"/>
+            </w:tcMar>
+          </w:tcPr>
+          <w:p>
+            <w:pPr>
+              <w:spacing w:after="0" w:line="240"/>
+            </w:pPr>
+            <w:r>
+              <w:rPr>
+                <w:rFonts w:ascii="Times New Roman" w:cs="Times New Roman" w:eastAsia="Times New Roman" w:hAnsi="Times New Roman"/>
+                <w:b w:val="false"/>
+                <w:bCs w:val="false"/>
+                <w:sz w:val="19"/>
+                <w:szCs w:val="19"/>
+              </w:rPr>
+              <w:t xml:space="preserve"/>
+            </w:r>
+          </w:p>
+        </w:tc>
+      </w:tr>
+      <w:tr>
+        <w:trPr>
+          <w:cantSplit/>
+        </w:trPr>
+        <w:tc>
+          <w:tcPr>
+            <w:tcW w:type="dxa" w:w="936"/>
+            <w:tcMar>
+              <w:top w:type="dxa" w:w="60"/>
+              <w:left w:type="dxa" w:w="100"/>
+              <w:bottom w:type="dxa" w:w="60"/>
+              <w:right w:type="dxa" w:w="100"/>
+            </w:tcMar>
+          </w:tcPr>
+          <w:p>
+            <w:pPr>
+              <w:spacing w:after="0" w:line="240"/>
+            </w:pPr>
+            <w:r>
+              <w:rPr>
+                <w:rFonts w:ascii="Times New Roman" w:cs="Times New Roman" w:eastAsia="Times New Roman" w:hAnsi="Times New Roman"/>
+                <w:b w:val="false"/>
+                <w:bCs w:val="false"/>
+                <w:sz w:val="19"/>
+                <w:szCs w:val="19"/>
+              </w:rPr>
               <w:t xml:space="preserve">8.8</w:t>
             </w:r>
           </w:p>
@@ -2353,7 +2571,7 @@
           <w:sz w:val="19"/>
           <w:szCs w:val="19"/>
         </w:rPr>
-        <w:t xml:space="preserve">The survival visuals on R3 Page 2, from document 15.</w:t>
+        <w:t xml:space="preserve">Every visual on R3 Page 2 from document 15 — §7.2 says to flag 2017 on all of them.</w:t>
       </w:r>
     </w:p>
     <w:p>
@@ -3119,7 +3337,7 @@
                 <w:sz w:val="19"/>
                 <w:szCs w:val="19"/>
               </w:rPr>
-              <w:t xml:space="preserve">R3 P2: page filter CohortYear ≠ 2017 on 8.3, 8.4, 8.6, 8.7 · 8.8 keeps 2017 in #C8860A with caveat text box</w:t>
+              <w:t xml:space="preserve">R3 P2: page filter CohortYear ≠ 2017 on 8.2 to 8.7 · 8.8 keeps 2017 in #C8860A with caveat text box</w:t>
             </w:r>
           </w:p>
         </w:tc>
